--- a/protection-order-extension/02_תצהיר_המבקשת.docx
+++ b/protection-order-extension/02_תצהיר_המבקשת.docx
@@ -125,7 +125,7 @@
           <w:szCs w:val="24"/>
           <w:rtl/>
         </w:rPr>
-        <w:t xml:space="preserve">	בקשה להארכת תוקפו של צו הגנה</w:t>
+        <w:t xml:space="preserve">	בקשה דחופה להארכת תוקפו של צו הגנה</w:t>
       </w:r>
     </w:p>
     <w:p>
@@ -154,7 +154,7 @@
           <w:szCs w:val="24"/>
           <w:rtl/>
         </w:rPr>
-        <w:t xml:space="preserve">	______________ (שם מלא), ת.ז. ______________</w:t>
+        <w:t xml:space="preserve">	__________, ת.ז. __________</w:t>
       </w:r>
     </w:p>
     <w:p>
@@ -183,7 +183,7 @@
           <w:szCs w:val="24"/>
           <w:rtl/>
         </w:rPr>
-        <w:t xml:space="preserve">	______________ (שם מלא), ת.ז. ______________</w:t>
+        <w:t xml:space="preserve">	__________, ת.ז. __________</w:t>
       </w:r>
     </w:p>
     <w:p>
@@ -227,260 +227,237 @@
           <w:szCs w:val="24"/>
           <w:rtl/>
         </w:rPr>
-        <w:t xml:space="preserve">אני הח"מ, ______________ (שם המבקשת), ת.ז. ______________, לאחר שהוזהרתי כי עליי לומר את האמת וכי אהיה צפויה לעונשים הקבועים בחוק אם לא אעשה כן, מצהירה בזאת בכתב כדלקמן:</w:t>
-      </w:r>
-    </w:p>
-    <w:p>
-      <w:pPr>
-        <w:pStyle w:val="ListParagraph"/>
-        <w:numPr>
-          <w:ilvl w:val="0"/>
-          <w:numId w:val="2"/>
-        </w:numPr>
-        <w:bidi/>
-        <w:spacing w:after="120" w:before="0" w:line="360" w:lineRule="auto"/>
-        <w:jc w:val="both"/>
-      </w:pPr>
-      <w:r>
-        <w:rPr>
-          <w:rFonts w:ascii="David" w:cs="David" w:eastAsia="David" w:hAnsi="David"/>
-          <w:b w:val="false"/>
-          <w:bCs w:val="false"/>
-          <w:sz w:val="24"/>
-          <w:szCs w:val="24"/>
-          <w:rtl/>
-        </w:rPr>
-        <w:t xml:space="preserve">אני המבקשת בבקשה שבכותרת, ואת תצהירי זה אני נותנת בתמיכה לבקשה להארכת תוקפו של צו ההגנה שניתן כנגד המשיב.</w:t>
-      </w:r>
-    </w:p>
-    <w:p>
-      <w:pPr>
-        <w:pStyle w:val="ListParagraph"/>
-        <w:numPr>
-          <w:ilvl w:val="0"/>
-          <w:numId w:val="2"/>
-        </w:numPr>
-        <w:bidi/>
-        <w:spacing w:after="120" w:before="0" w:line="360" w:lineRule="auto"/>
-        <w:jc w:val="both"/>
-      </w:pPr>
-      <w:r>
-        <w:rPr>
-          <w:rFonts w:ascii="David" w:cs="David" w:eastAsia="David" w:hAnsi="David"/>
-          <w:b w:val="false"/>
-          <w:bCs w:val="false"/>
-          <w:sz w:val="24"/>
-          <w:szCs w:val="24"/>
-          <w:rtl/>
-        </w:rPr>
-        <w:t xml:space="preserve">המשיב ואני היינו בני זוג, ולנו ______ ילדים קטינים משותפים: ______________ (שם), יליד/ת ______; ______________ (שם), יליד/ת ______. הקטינים מתגוררים עמי ומצויים באחריותי היום-יומית.</w:t>
-      </w:r>
-    </w:p>
-    <w:p>
-      <w:pPr>
-        <w:pStyle w:val="ListParagraph"/>
-        <w:numPr>
-          <w:ilvl w:val="0"/>
-          <w:numId w:val="2"/>
-        </w:numPr>
-        <w:bidi/>
-        <w:spacing w:after="120" w:before="0" w:line="360" w:lineRule="auto"/>
-        <w:jc w:val="both"/>
-      </w:pPr>
-      <w:r>
-        <w:rPr>
-          <w:rFonts w:ascii="David" w:cs="David" w:eastAsia="David" w:hAnsi="David"/>
-          <w:b w:val="false"/>
-          <w:bCs w:val="false"/>
-          <w:sz w:val="24"/>
-          <w:szCs w:val="24"/>
-          <w:rtl/>
-        </w:rPr>
-        <w:t xml:space="preserve">ביום 11.3.2026 ניתן על ידי בית המשפט הנכבד צו הגנה כנגד המשיב, ובמסגרתו נאסר עליו ______________ (תנאי הצו). תוקפו של הצו פוקע ביום 16.9.2026.</w:t>
-      </w:r>
-    </w:p>
-    <w:p>
-      <w:pPr>
-        <w:pStyle w:val="ListParagraph"/>
-        <w:numPr>
-          <w:ilvl w:val="0"/>
-          <w:numId w:val="2"/>
-        </w:numPr>
-        <w:bidi/>
-        <w:spacing w:after="120" w:before="0" w:line="360" w:lineRule="auto"/>
-        <w:jc w:val="both"/>
-      </w:pPr>
-      <w:r>
-        <w:rPr>
-          <w:rFonts w:ascii="David" w:cs="David" w:eastAsia="David" w:hAnsi="David"/>
-          <w:b w:val="false"/>
-          <w:bCs w:val="false"/>
-          <w:sz w:val="24"/>
-          <w:szCs w:val="24"/>
-          <w:rtl/>
-        </w:rPr>
-        <w:t xml:space="preserve">הצו ניתן בעקבות ______________ (תיאור תמציתי של האירועים שקדמו לו ושל ההליכים שננקטו).</w:t>
-      </w:r>
-    </w:p>
-    <w:p>
-      <w:pPr>
-        <w:pStyle w:val="ListParagraph"/>
-        <w:numPr>
-          <w:ilvl w:val="0"/>
-          <w:numId w:val="2"/>
-        </w:numPr>
-        <w:bidi/>
-        <w:spacing w:after="120" w:before="0" w:line="360" w:lineRule="auto"/>
-        <w:jc w:val="both"/>
-      </w:pPr>
-      <w:r>
-        <w:rPr>
-          <w:rFonts w:ascii="David" w:cs="David" w:eastAsia="David" w:hAnsi="David"/>
-          <w:b w:val="false"/>
-          <w:bCs w:val="false"/>
-          <w:sz w:val="24"/>
-          <w:szCs w:val="24"/>
-          <w:rtl/>
-        </w:rPr>
-        <w:t xml:space="preserve">מאז מתן הצו לא חל שינוי בהתנהלותו של המשיב. למיטב ידיעתי הוא לא נטל חלק בהליך טיפולי כלשהו, ולא ידוע לי על כל שינוי שיש בו כדי להסיר את הסכנה.</w:t>
-      </w:r>
-    </w:p>
-    <w:p>
-      <w:pPr>
-        <w:pStyle w:val="ListParagraph"/>
-        <w:numPr>
-          <w:ilvl w:val="0"/>
-          <w:numId w:val="2"/>
-        </w:numPr>
-        <w:bidi/>
-        <w:spacing w:after="120" w:before="0" w:line="360" w:lineRule="auto"/>
-        <w:jc w:val="both"/>
-      </w:pPr>
-      <w:r>
-        <w:rPr>
-          <w:rFonts w:ascii="David" w:cs="David" w:eastAsia="David" w:hAnsi="David"/>
-          <w:b w:val="false"/>
-          <w:bCs w:val="false"/>
-          <w:sz w:val="24"/>
-          <w:szCs w:val="24"/>
-          <w:rtl/>
-        </w:rPr>
-        <w:t xml:space="preserve">______________ (יש להשלים אירועים שהתרחשו מאז מתן הצו — הפרות, הודעות, ניסיונות יצירת קשר, התייצבות בסמוך לבית או למקום העבודה, תלונות שהוגשו).</w:t>
-      </w:r>
-    </w:p>
-    <w:p>
-      <w:pPr>
-        <w:pStyle w:val="ListParagraph"/>
-        <w:numPr>
-          <w:ilvl w:val="0"/>
-          <w:numId w:val="2"/>
-        </w:numPr>
-        <w:bidi/>
-        <w:spacing w:after="120" w:before="0" w:line="360" w:lineRule="auto"/>
-        <w:jc w:val="both"/>
-      </w:pPr>
-      <w:r>
-        <w:rPr>
-          <w:rFonts w:ascii="David" w:cs="David" w:eastAsia="David" w:hAnsi="David"/>
-          <w:b w:val="false"/>
-          <w:bCs w:val="false"/>
-          <w:sz w:val="24"/>
-          <w:szCs w:val="24"/>
-          <w:rtl/>
-        </w:rPr>
-        <w:t xml:space="preserve">אני חוששת כי עם פקיעתו של הצו ישוב המשיב להתנהלותו הקודמת, ואני והקטינים ניוותר ללא הגנה. חששי אינו תיאורטי; הוא נסמך על מה שהתרחש בעבר ועל היעדר כל שינוי מאז.</w:t>
-      </w:r>
-    </w:p>
-    <w:p>
-      <w:pPr>
-        <w:pStyle w:val="ListParagraph"/>
-        <w:numPr>
-          <w:ilvl w:val="0"/>
-          <w:numId w:val="2"/>
-        </w:numPr>
-        <w:bidi/>
-        <w:spacing w:after="120" w:before="0" w:line="360" w:lineRule="auto"/>
-        <w:jc w:val="both"/>
-      </w:pPr>
-      <w:r>
-        <w:rPr>
-          <w:rFonts w:ascii="David" w:cs="David" w:eastAsia="David" w:hAnsi="David"/>
-          <w:b w:val="false"/>
-          <w:bCs w:val="false"/>
-          <w:sz w:val="24"/>
-          <w:szCs w:val="24"/>
-          <w:rtl/>
-        </w:rPr>
-        <w:t xml:space="preserve">במסגרת ההסדרים שנקבעו מתקיימים בין המשיב לבין הקטינים מפגשים שבועיים במרכז הקשר "פל"א".</w:t>
-      </w:r>
-    </w:p>
-    <w:p>
-      <w:pPr>
-        <w:pStyle w:val="ListParagraph"/>
-        <w:numPr>
-          <w:ilvl w:val="0"/>
-          <w:numId w:val="2"/>
-        </w:numPr>
-        <w:bidi/>
-        <w:spacing w:after="120" w:before="0" w:line="360" w:lineRule="auto"/>
-        <w:jc w:val="both"/>
-      </w:pPr>
-      <w:r>
-        <w:rPr>
-          <w:rFonts w:ascii="David" w:cs="David" w:eastAsia="David" w:hAnsi="David"/>
-          <w:b w:val="false"/>
-          <w:bCs w:val="false"/>
-          <w:sz w:val="24"/>
-          <w:szCs w:val="24"/>
-          <w:rtl/>
-        </w:rPr>
-        <w:t xml:space="preserve">מאז ______________ ועד היום נעדר המשיב משישה מפגשים: בימים ______, ______, ______, ______, ______ ו-______.</w:t>
-      </w:r>
-    </w:p>
-    <w:p>
-      <w:pPr>
-        <w:pStyle w:val="ListParagraph"/>
-        <w:numPr>
-          <w:ilvl w:val="0"/>
-          <w:numId w:val="2"/>
-        </w:numPr>
-        <w:bidi/>
-        <w:spacing w:after="120" w:before="0" w:line="360" w:lineRule="auto"/>
-        <w:jc w:val="both"/>
-      </w:pPr>
-      <w:r>
-        <w:rPr>
-          <w:rFonts w:ascii="David" w:cs="David" w:eastAsia="David" w:hAnsi="David"/>
-          <w:b w:val="false"/>
-          <w:bCs w:val="false"/>
-          <w:sz w:val="24"/>
-          <w:szCs w:val="24"/>
-          <w:rtl/>
-        </w:rPr>
-        <w:t xml:space="preserve">בכל אחת מן הפעמים הודיע המשיב על היעדרותו שעות ספורות בלבד לפני מועד המפגש — ולא ימים קודם לכן — ובלא שפירט טעם כלשהו להיעדרותו.</w:t>
-      </w:r>
-    </w:p>
-    <w:p>
-      <w:pPr>
-        <w:pStyle w:val="ListParagraph"/>
-        <w:numPr>
-          <w:ilvl w:val="0"/>
-          <w:numId w:val="2"/>
-        </w:numPr>
-        <w:bidi/>
-        <w:spacing w:after="120" w:before="0" w:line="360" w:lineRule="auto"/>
-        <w:jc w:val="both"/>
-      </w:pPr>
-      <w:r>
-        <w:rPr>
-          <w:rFonts w:ascii="David" w:cs="David" w:eastAsia="David" w:hAnsi="David"/>
-          <w:b w:val="false"/>
-          <w:bCs w:val="false"/>
-          <w:sz w:val="24"/>
-          <w:szCs w:val="24"/>
-          <w:rtl/>
-        </w:rPr>
-        <w:t xml:space="preserve">הקטינים מוכנים למפגשים ומצפים להם. ביטול ברגע האחרון מותיר אותם מאוכזבים, ואני זו הנדרשת להתמודד עם התוצאה.</w:t>
+        <w:t xml:space="preserve">אני הח"מ, __________ (שם המבקשת), ת.ז. __________, לאחר שהוזהרתי כי עליי לומר את האמת וכי אהיה צפויה לעונשים הקבועים בחוק אם לא אעשה כן, מצהירה בזאת בכתב כדלקמן:</w:t>
+      </w:r>
+    </w:p>
+    <w:p>
+      <w:pPr>
+        <w:pStyle w:val="ListParagraph"/>
+        <w:numPr>
+          <w:ilvl w:val="0"/>
+          <w:numId w:val="2"/>
+        </w:numPr>
+        <w:bidi/>
+        <w:spacing w:after="120" w:before="0" w:line="360" w:lineRule="auto"/>
+        <w:jc w:val="both"/>
+      </w:pPr>
+      <w:r>
+        <w:rPr>
+          <w:rFonts w:ascii="David" w:cs="David" w:eastAsia="David" w:hAnsi="David"/>
+          <w:b w:val="false"/>
+          <w:bCs w:val="false"/>
+          <w:sz w:val="24"/>
+          <w:szCs w:val="24"/>
+          <w:rtl/>
+        </w:rPr>
+        <w:t xml:space="preserve">אני המבקשת בבקשה שבכותרת, ואת תצהירי זה אני נותנת בתמיכה לבקשה להארכת תוקפו של צו ההגנה שניתן בעניינם של הצדדים.</w:t>
+      </w:r>
+    </w:p>
+    <w:p>
+      <w:pPr>
+        <w:pStyle w:val="ListParagraph"/>
+        <w:numPr>
+          <w:ilvl w:val="0"/>
+          <w:numId w:val="2"/>
+        </w:numPr>
+        <w:bidi/>
+        <w:spacing w:after="120" w:before="0" w:line="360" w:lineRule="auto"/>
+        <w:jc w:val="both"/>
+      </w:pPr>
+      <w:r>
+        <w:rPr>
+          <w:rFonts w:ascii="David" w:cs="David" w:eastAsia="David" w:hAnsi="David"/>
+          <w:b w:val="false"/>
+          <w:bCs w:val="false"/>
+          <w:sz w:val="24"/>
+          <w:szCs w:val="24"/>
+          <w:rtl/>
+        </w:rPr>
+        <w:t xml:space="preserve">המשיב ואני היינו בני זוג, ולנו שלושה ילדים קטינים, רכים בשנים (להלן: "הקטינים"): __________, יליד/ת ______; __________, יליד/ת ______; __________, יליד/ת ______. הקטינים מתגוררים עמי ומצויים באחריותי היום-יומית.</w:t>
+      </w:r>
+    </w:p>
+    <w:p>
+      <w:pPr>
+        <w:pStyle w:val="ListParagraph"/>
+        <w:numPr>
+          <w:ilvl w:val="0"/>
+          <w:numId w:val="2"/>
+        </w:numPr>
+        <w:bidi/>
+        <w:spacing w:after="120" w:before="0" w:line="360" w:lineRule="auto"/>
+        <w:jc w:val="both"/>
+      </w:pPr>
+      <w:r>
+        <w:rPr>
+          <w:rFonts w:ascii="David" w:cs="David" w:eastAsia="David" w:hAnsi="David"/>
+          <w:b w:val="false"/>
+          <w:bCs w:val="false"/>
+          <w:sz w:val="24"/>
+          <w:szCs w:val="24"/>
+          <w:rtl/>
+        </w:rPr>
+        <w:t xml:space="preserve">ביום 12.3.2026 ניתן בעניינם של הצדדים צו הגנה לתקופה התחלתית בת 90 ימים, שתוקפו צפוי לפקוע ביום 15.6.2026.</w:t>
+      </w:r>
+    </w:p>
+    <w:p>
+      <w:pPr>
+        <w:pStyle w:val="ListParagraph"/>
+        <w:numPr>
+          <w:ilvl w:val="0"/>
+          <w:numId w:val="2"/>
+        </w:numPr>
+        <w:bidi/>
+        <w:spacing w:after="120" w:before="0" w:line="360" w:lineRule="auto"/>
+        <w:jc w:val="both"/>
+      </w:pPr>
+      <w:r>
+        <w:rPr>
+          <w:rFonts w:ascii="David" w:cs="David" w:eastAsia="David" w:hAnsi="David"/>
+          <w:b w:val="false"/>
+          <w:bCs w:val="false"/>
+          <w:sz w:val="24"/>
+          <w:szCs w:val="24"/>
+          <w:rtl/>
+        </w:rPr>
+        <w:t xml:space="preserve">הצו ניתן על רקע אירועים שהתרחשו בין הצדדים, אשר הובילו אף לפתיחת הליך פלילי כנגד המשיב (__________ — תיאור תמציתי, ככל שיידרש).</w:t>
+      </w:r>
+    </w:p>
+    <w:p>
+      <w:pPr>
+        <w:pStyle w:val="ListParagraph"/>
+        <w:numPr>
+          <w:ilvl w:val="0"/>
+          <w:numId w:val="2"/>
+        </w:numPr>
+        <w:bidi/>
+        <w:spacing w:after="120" w:before="0" w:line="360" w:lineRule="auto"/>
+        <w:jc w:val="both"/>
+      </w:pPr>
+      <w:r>
+        <w:rPr>
+          <w:rFonts w:ascii="David" w:cs="David" w:eastAsia="David" w:hAnsi="David"/>
+          <w:b w:val="false"/>
+          <w:bCs w:val="false"/>
+          <w:sz w:val="24"/>
+          <w:szCs w:val="24"/>
+          <w:rtl/>
+        </w:rPr>
+        <w:t xml:space="preserve">מאז מתן הצו נשמר שקט יחסי. המשיב אינו מתגורר בדירת הצדדים מאז אמצע שנת 2025.</w:t>
+      </w:r>
+    </w:p>
+    <w:p>
+      <w:pPr>
+        <w:pStyle w:val="ListParagraph"/>
+        <w:numPr>
+          <w:ilvl w:val="0"/>
+          <w:numId w:val="2"/>
+        </w:numPr>
+        <w:bidi/>
+        <w:spacing w:after="120" w:before="0" w:line="360" w:lineRule="auto"/>
+        <w:jc w:val="both"/>
+      </w:pPr>
+      <w:r>
+        <w:rPr>
+          <w:rFonts w:ascii="David" w:cs="David" w:eastAsia="David" w:hAnsi="David"/>
+          <w:b w:val="false"/>
+          <w:bCs w:val="false"/>
+          <w:sz w:val="24"/>
+          <w:szCs w:val="24"/>
+          <w:rtl/>
+        </w:rPr>
+        <w:t xml:space="preserve">אני מאפשרת את קיום הקשר בין המשיב לבין הקטינים, בתיאום עם גורמי הרווחה ועם מרכז הקשר "פל"א", בהתאם למתווה שעוגן בפרוטוקול הדיון מיום 12.3.2026.</w:t>
+      </w:r>
+    </w:p>
+    <w:p>
+      <w:pPr>
+        <w:pStyle w:val="ListParagraph"/>
+        <w:numPr>
+          <w:ilvl w:val="0"/>
+          <w:numId w:val="2"/>
+        </w:numPr>
+        <w:bidi/>
+        <w:spacing w:after="120" w:before="0" w:line="360" w:lineRule="auto"/>
+        <w:jc w:val="both"/>
+      </w:pPr>
+      <w:r>
+        <w:rPr>
+          <w:rFonts w:ascii="David" w:cs="David" w:eastAsia="David" w:hAnsi="David"/>
+          <w:b w:val="false"/>
+          <w:bCs w:val="false"/>
+          <w:sz w:val="24"/>
+          <w:szCs w:val="24"/>
+          <w:rtl/>
+        </w:rPr>
+        <w:t xml:space="preserve">עד כה התקיימו ארבעה מפגשים בלבד; מפגש אחד בוטל על ידי המשיב, ומפגש נוסף בוטל על ידי. אני נכונה להמשיך ולקיים את המתווה שנקבע.</w:t>
+      </w:r>
+    </w:p>
+    <w:p>
+      <w:pPr>
+        <w:pStyle w:val="ListParagraph"/>
+        <w:numPr>
+          <w:ilvl w:val="0"/>
+          <w:numId w:val="2"/>
+        </w:numPr>
+        <w:bidi/>
+        <w:spacing w:after="120" w:before="0" w:line="360" w:lineRule="auto"/>
+        <w:jc w:val="both"/>
+      </w:pPr>
+      <w:r>
+        <w:rPr>
+          <w:rFonts w:ascii="David" w:cs="David" w:eastAsia="David" w:hAnsi="David"/>
+          <w:b w:val="false"/>
+          <w:bCs w:val="false"/>
+          <w:sz w:val="24"/>
+          <w:szCs w:val="24"/>
+          <w:rtl/>
+        </w:rPr>
+        <w:t xml:space="preserve">אני מטופלת במרכז "תפנית" לנפגעות אלימות במשפחה.</w:t>
+      </w:r>
+    </w:p>
+    <w:p>
+      <w:pPr>
+        <w:pStyle w:val="ListParagraph"/>
+        <w:numPr>
+          <w:ilvl w:val="0"/>
+          <w:numId w:val="2"/>
+        </w:numPr>
+        <w:bidi/>
+        <w:spacing w:after="120" w:before="0" w:line="360" w:lineRule="auto"/>
+        <w:jc w:val="both"/>
+      </w:pPr>
+      <w:r>
+        <w:rPr>
+          <w:rFonts w:ascii="David" w:cs="David" w:eastAsia="David" w:hAnsi="David"/>
+          <w:b w:val="false"/>
+          <w:bCs w:val="false"/>
+          <w:sz w:val="24"/>
+          <w:szCs w:val="24"/>
+          <w:rtl/>
+        </w:rPr>
+        <w:t xml:space="preserve">בין הצדדים מתנהל הליך למזונות הקטינים, התלוי ועומד בפני בית המשפט הנכבד.</w:t>
+      </w:r>
+    </w:p>
+    <w:p>
+      <w:pPr>
+        <w:pStyle w:val="ListParagraph"/>
+        <w:numPr>
+          <w:ilvl w:val="0"/>
+          <w:numId w:val="2"/>
+        </w:numPr>
+        <w:bidi/>
+        <w:spacing w:after="120" w:before="0" w:line="360" w:lineRule="auto"/>
+        <w:jc w:val="both"/>
+      </w:pPr>
+      <w:r>
+        <w:rPr>
+          <w:rFonts w:ascii="David" w:cs="David" w:eastAsia="David" w:hAnsi="David"/>
+          <w:b w:val="false"/>
+          <w:bCs w:val="false"/>
+          <w:sz w:val="24"/>
+          <w:szCs w:val="24"/>
+          <w:rtl/>
+        </w:rPr>
+        <w:t xml:space="preserve">אני חוששת כי פקיעת הצו בעת הזו תעורר מחדש מתיחות ותפגע בתחושת המוגנות שלי ושל הקטינים, ועל כן אני עותרת להארכת תוקפו בשלושה חודשים נוספים.</w:t>
       </w:r>
     </w:p>
     <w:p>
@@ -569,7 +546,7 @@
           <w:szCs w:val="24"/>
           <w:rtl/>
         </w:rPr>
-        <w:t xml:space="preserve">______________ (שם המבקשת)</w:t>
+        <w:t xml:space="preserve">__________ (שם המבקשת)</w:t>
       </w:r>
     </w:p>
     <w:p>
@@ -625,7 +602,7 @@
           <w:szCs w:val="24"/>
           <w:rtl/>
         </w:rPr>
-        <w:t xml:space="preserve">אני הח"מ, עו"ד ______________, מ.ר. ______________, מאשר/ת בזאת כי ביום ______________ הופיעה בפניי הגב' ______________ (שם המבקשת), אשר זיהתה עצמה באמצעות ת.ז. ______________ / המוכרת לי אישית (מחק את המיותר), ולאחר שהזהרתיה כי עליה להצהיר את האמת וכי תהיה צפויה לעונשים הקבועים בחוק אם לא תעשה כן, אישרה את נכונות תצהירה דלעיל וחתמה עליו בפניי.</w:t>
+        <w:t xml:space="preserve">אני הח"מ, עו"ד __________, מ.ר. __________, מאשר/ת בזאת כי ביום __________ הופיעה בפניי הגב' __________, אשר זיהתה עצמה באמצעות ת.ז. __________ / המוכרת לי אישית (מחק את המיותר), ולאחר שהזהרתיה כי עליה להצהיר את האמת וכי תהיה צפויה לעונשים הקבועים בחוק אם לא תעשה כן, אישרה את נכונות תצהירה דלעיל וחתמה עליו בפניי.</w:t>
       </w:r>
     </w:p>
     <w:p>
@@ -668,7 +645,7 @@
           <w:szCs w:val="24"/>
           <w:rtl/>
         </w:rPr>
-        <w:t xml:space="preserve">______________, עו"ד</w:t>
+        <w:t xml:space="preserve">__________, עו"ד</w:t>
       </w:r>
     </w:p>
     <w:sectPr>

--- a/protection-order-extension/02_תצהיר_המבקשת.docx
+++ b/protection-order-extension/02_תצהיר_המבקשת.docx
@@ -296,30 +296,30 @@
           <w:szCs w:val="24"/>
           <w:rtl/>
         </w:rPr>
-        <w:t xml:space="preserve">ביום 12.3.2026 ניתן בעניינם של הצדדים צו הגנה לתקופה התחלתית בת 90 ימים, שתוקפו צפוי לפקוע ביום 15.6.2026.</w:t>
-      </w:r>
-    </w:p>
-    <w:p>
-      <w:pPr>
-        <w:pStyle w:val="ListParagraph"/>
-        <w:numPr>
-          <w:ilvl w:val="0"/>
-          <w:numId w:val="2"/>
-        </w:numPr>
-        <w:bidi/>
-        <w:spacing w:after="120" w:before="0" w:line="360" w:lineRule="auto"/>
-        <w:jc w:val="both"/>
-      </w:pPr>
-      <w:r>
-        <w:rPr>
-          <w:rFonts w:ascii="David" w:cs="David" w:eastAsia="David" w:hAnsi="David"/>
-          <w:b w:val="false"/>
-          <w:bCs w:val="false"/>
-          <w:sz w:val="24"/>
-          <w:szCs w:val="24"/>
-          <w:rtl/>
-        </w:rPr>
-        <w:t xml:space="preserve">הצו ניתן על רקע אירועים שהתרחשו בין הצדדים, אשר הובילו אף לפתיחת הליך פלילי כנגד המשיב (__________ — תיאור תמציתי, ככל שיידרש).</w:t>
+        <w:t xml:space="preserve">ביום 12.3.2026 ניתן בעניינם של הצדדים צו הגנה לתקופה התחלתית בת 90 ימים; בתום תקופה זו הוארך תוקפו בשלושה חודשים נוספים, והוא צפוי לפקוע ביום 15.9.2026.</w:t>
+      </w:r>
+    </w:p>
+    <w:p>
+      <w:pPr>
+        <w:pStyle w:val="ListParagraph"/>
+        <w:numPr>
+          <w:ilvl w:val="0"/>
+          <w:numId w:val="2"/>
+        </w:numPr>
+        <w:bidi/>
+        <w:spacing w:after="120" w:before="0" w:line="360" w:lineRule="auto"/>
+        <w:jc w:val="both"/>
+      </w:pPr>
+      <w:r>
+        <w:rPr>
+          <w:rFonts w:ascii="David" w:cs="David" w:eastAsia="David" w:hAnsi="David"/>
+          <w:b w:val="false"/>
+          <w:bCs w:val="false"/>
+          <w:sz w:val="24"/>
+          <w:szCs w:val="24"/>
+          <w:rtl/>
+        </w:rPr>
+        <w:t xml:space="preserve">הצו ניתן על רקע אירועים שהתרחשו בין הצדדים, אשר הובילו אף לפתיחת הליך פלילי כנגד המשיב (__________; תיאור תמציתי, ככל שיידרש).</w:t>
       </w:r>
     </w:p>
     <w:p>
@@ -365,30 +365,30 @@
           <w:szCs w:val="24"/>
           <w:rtl/>
         </w:rPr>
-        <w:t xml:space="preserve">אני מאפשרת את קיום הקשר בין המשיב לבין הקטינים, בתיאום עם גורמי הרווחה ועם מרכז הקשר "פל"א", בהתאם למתווה שעוגן בפרוטוקול הדיון מיום 12.3.2026.</w:t>
-      </w:r>
-    </w:p>
-    <w:p>
-      <w:pPr>
-        <w:pStyle w:val="ListParagraph"/>
-        <w:numPr>
-          <w:ilvl w:val="0"/>
-          <w:numId w:val="2"/>
-        </w:numPr>
-        <w:bidi/>
-        <w:spacing w:after="120" w:before="0" w:line="360" w:lineRule="auto"/>
-        <w:jc w:val="both"/>
-      </w:pPr>
-      <w:r>
-        <w:rPr>
-          <w:rFonts w:ascii="David" w:cs="David" w:eastAsia="David" w:hAnsi="David"/>
-          <w:b w:val="false"/>
-          <w:bCs w:val="false"/>
-          <w:sz w:val="24"/>
-          <w:szCs w:val="24"/>
-          <w:rtl/>
-        </w:rPr>
-        <w:t xml:space="preserve">עד כה התקיימו ארבעה מפגשים בלבד; מפגש אחד בוטל על ידי המשיב, ומפגש נוסף בוטל על ידי. אני נכונה להמשיך ולקיים את המתווה שנקבע.</w:t>
+        <w:t xml:space="preserve">אני מאפשרת את קיום הקשר בין המשיב לבין הקטינים, בתיאום עם גורמי הרווחה ועם מרכז הקשר "פל"א", בהתאם למתווה שעוגן בדיון מיום 12.3.2026.</w:t>
+      </w:r>
+    </w:p>
+    <w:p>
+      <w:pPr>
+        <w:pStyle w:val="ListParagraph"/>
+        <w:numPr>
+          <w:ilvl w:val="0"/>
+          <w:numId w:val="2"/>
+        </w:numPr>
+        <w:bidi/>
+        <w:spacing w:after="120" w:before="0" w:line="360" w:lineRule="auto"/>
+        <w:jc w:val="both"/>
+      </w:pPr>
+      <w:r>
+        <w:rPr>
+          <w:rFonts w:ascii="David" w:cs="David" w:eastAsia="David" w:hAnsi="David"/>
+          <w:b w:val="false"/>
+          <w:bCs w:val="false"/>
+          <w:sz w:val="24"/>
+          <w:szCs w:val="24"/>
+          <w:rtl/>
+        </w:rPr>
+        <w:t xml:space="preserve">המפגשים החלו כסדרם, ואולם בהמשך ביטל המשיב שישה מפגשים עם הקטינים, בלא שנתן הסבר או נימוק כלשהו. חרף זאת אני נכונה להוסיף ולקיים את המתווה שנקבע.</w:t>
       </w:r>
     </w:p>
     <w:p>
@@ -503,7 +503,7 @@
           <w:szCs w:val="24"/>
           <w:rtl/>
         </w:rPr>
-        <w:t xml:space="preserve">זהו שמי, זו חתימתי, ותוכן תצהירי — אמת.</w:t>
+        <w:t xml:space="preserve">זהו שמי, זו חתימתי, ותוכן תצהירי אמת.</w:t>
       </w:r>
     </w:p>
     <w:p>
